--- a/public/gallery/examples/devops-engineer/es/resume.docx
+++ b/public/gallery/examples/devops-engineer/es/resume.docx
@@ -66,7 +66,7 @@
         </w:rPr>
         <w:t xml:space="preserve">📧 </w:t>
       </w:r>
-      <w:hyperlink w:history="1" r:id="rIdzanbnzs1ien_5otlk24sm">
+      <w:hyperlink w:history="1" r:id="rId88ixaa15gmpiyv2rmeujz">
         <w:r>
           <w:rPr>
             <w:sz w:val="18"/>
@@ -89,7 +89,7 @@
         </w:rPr>
         <w:t xml:space="preserve">🔗 </w:t>
       </w:r>
-      <w:hyperlink w:history="1" r:id="rIdzvkssoru9kmbxgbqt6w39">
+      <w:hyperlink w:history="1" r:id="rIdcxigu1tmfi1xgoblmtcwc">
         <w:r>
           <w:rPr>
             <w:sz w:val="18"/>
@@ -124,7 +124,7 @@
         <w:spacing w:after="200" w:line="276"/>
         <w:jc w:val="center"/>
       </w:pPr>
-      <w:hyperlink w:history="1" r:id="rId4hhqbhsbiqallyvczm5ea">
+      <w:hyperlink w:history="1" r:id="rIdupc0qzbohcectfdb4ubkl">
         <w:r>
           <w:rPr>
             <w:sz w:val="18"/>
@@ -140,7 +140,7 @@
         </w:rPr>
         <w:t xml:space="preserve"> • </w:t>
       </w:r>
-      <w:hyperlink w:history="1" r:id="rIdbp5hgruodig0iyv0oz7jb">
+      <w:hyperlink w:history="1" r:id="rIdnai-frqkgkoojxzycwbtl">
         <w:r>
           <w:rPr>
             <w:sz w:val="18"/>
@@ -156,7 +156,7 @@
         </w:rPr>
         <w:t xml:space="preserve"> • </w:t>
       </w:r>
-      <w:hyperlink w:history="1" r:id="rIdy8es6cfdbt-5ajejxcgku">
+      <w:hyperlink w:history="1" r:id="rIdt8ylvphint6p_6vy8xdag">
         <w:r>
           <w:rPr>
             <w:sz w:val="18"/>
@@ -315,7 +315,7 @@
         </w:rPr>
         <w:t xml:space="preserve">	</w:t>
       </w:r>
-      <w:hyperlink w:history="1" r:id="rIdqrcl8r5e9ifllcbkiyshx">
+      <w:hyperlink w:history="1" r:id="rIdd--ttmqofidx-m3b2mmqz">
         <w:r>
           <w:rPr>
             <w:sz w:val="18"/>
@@ -459,7 +459,7 @@
         </w:rPr>
         <w:t xml:space="preserve">	</w:t>
       </w:r>
-      <w:hyperlink w:history="1" r:id="rIdqr4m5xcown7gtpi39j4ne">
+      <w:hyperlink w:history="1" r:id="rIdl31e2j6vex1dfha-apocy">
         <w:r>
           <w:rPr>
             <w:sz w:val="18"/>
@@ -603,7 +603,7 @@
         </w:rPr>
         <w:t xml:space="preserve">	</w:t>
       </w:r>
-      <w:hyperlink w:history="1" r:id="rIdqw--ixdeb26o6xbka-lpy">
+      <w:hyperlink w:history="1" r:id="rIdzl3hwbygppffth6gqvx_p">
         <w:r>
           <w:rPr>
             <w:sz w:val="18"/>
@@ -785,7 +785,7 @@
         </w:rPr>
         <w:t xml:space="preserve">	</w:t>
       </w:r>
-      <w:hyperlink w:history="1" r:id="rIdpwlya3ifceqfycfhemdpf">
+      <w:hyperlink w:history="1" r:id="rIdztqaxzqlorlvfq9ezvmz0">
         <w:r>
           <w:rPr>
             <w:sz w:val="18"/>
@@ -948,7 +948,7 @@
         </w:rPr>
         <w:t xml:space="preserve">	</w:t>
       </w:r>
-      <w:hyperlink w:history="1" r:id="rId0i9elakqzhfg7zvn_-zvj">
+      <w:hyperlink w:history="1" r:id="rIdotzoa8fv_cyplkuv6ry47">
         <w:r>
           <w:rPr>
             <w:sz w:val="18"/>
@@ -1479,7 +1479,7 @@
         </w:rPr>
         <w:t xml:space="preserve">	</w:t>
       </w:r>
-      <w:hyperlink w:history="1" r:id="rIdla7xdw3_vkjzaur_63swk">
+      <w:hyperlink w:history="1" r:id="rIdkcekhlzyq74l4bvo51fw9">
         <w:r>
           <w:rPr>
             <w:sz w:val="18"/>
@@ -1545,7 +1545,7 @@
         </w:rPr>
         <w:t xml:space="preserve">	</w:t>
       </w:r>
-      <w:hyperlink w:history="1" r:id="rIdqmpybicyqbmduquad1bzx">
+      <w:hyperlink w:history="1" r:id="rIdnplba8fzwqplhhtuutkyr">
         <w:r>
           <w:rPr>
             <w:sz w:val="18"/>
@@ -1611,7 +1611,7 @@
         </w:rPr>
         <w:t xml:space="preserve">	</w:t>
       </w:r>
-      <w:hyperlink w:history="1" r:id="rId23ofcidrylgtk13y6xqtc">
+      <w:hyperlink w:history="1" r:id="rId2sfblnbt-qy2xvrekwc-r">
         <w:r>
           <w:rPr>
             <w:sz w:val="18"/>
@@ -1696,7 +1696,7 @@
         </w:rPr>
         <w:t xml:space="preserve">	</w:t>
       </w:r>
-      <w:hyperlink w:history="1" r:id="rIdnvosunr2aqrolqsx83ugz">
+      <w:hyperlink w:history="1" r:id="rIdb513qos1xinso1ktjh1s5">
         <w:r>
           <w:rPr>
             <w:sz w:val="18"/>
@@ -1838,7 +1838,7 @@
         </w:rPr>
         <w:t xml:space="preserve">	</w:t>
       </w:r>
-      <w:hyperlink w:history="1" r:id="rIdnul8ej6920zkqtwfmzuqh">
+      <w:hyperlink w:history="1" r:id="rIdtpdibmp7b_gstropshf2m">
         <w:r>
           <w:rPr>
             <w:sz w:val="18"/>
@@ -1982,7 +1982,7 @@
         </w:rPr>
         <w:t xml:space="preserve">	</w:t>
       </w:r>
-      <w:hyperlink w:history="1" r:id="rId-xkkzx6oe0vlis88lcf_p">
+      <w:hyperlink w:history="1" r:id="rIdnpbqfd2ju2ga7gfgqomx_">
         <w:r>
           <w:rPr>
             <w:sz w:val="18"/>
@@ -2227,7 +2227,7 @@
         </w:rPr>
         <w:t xml:space="preserve">	</w:t>
       </w:r>
-      <w:hyperlink w:history="1" r:id="rIdpr-wtv2gzptpxvjwmzwh5">
+      <w:hyperlink w:history="1" r:id="rIdzczbf9wwwzvo6vupyisa5">
         <w:r>
           <w:rPr>
             <w:sz w:val="18"/>
@@ -2350,7 +2350,7 @@
         </w:rPr>
         <w:t xml:space="preserve">	</w:t>
       </w:r>
-      <w:hyperlink w:history="1" r:id="rId2vazbmjuijxxzl8cymmk3">
+      <w:hyperlink w:history="1" r:id="rIdvevjfed_94nwgfh9zvzwr">
         <w:r>
           <w:rPr>
             <w:sz w:val="18"/>
